--- a/docs/crash_causation_plan.docx
+++ b/docs/crash_causation_plan.docx
@@ -2,7 +2,7 @@
 <file path=word/document.xml><?xml version="1.0" encoding="utf-8"?>
 <w:document xmlns:w="http://schemas.openxmlformats.org/wordprocessingml/2006/main" xmlns:m="http://schemas.openxmlformats.org/officeDocument/2006/math" xmlns:r="http://schemas.openxmlformats.org/officeDocument/2006/relationships" xmlns:o="urn:schemas-microsoft-com:office:office" xmlns:v="urn:schemas-microsoft-com:vml" xmlns:w10="urn:schemas-microsoft-com:office:word" xmlns:a="http://schemas.openxmlformats.org/drawingml/2006/main" xmlns:pic="http://schemas.openxmlformats.org/drawingml/2006/picture" xmlns:wp="http://schemas.openxmlformats.org/drawingml/2006/wordprocessingDrawing">
   <w:body>
-    <w:bookmarkStart w:id="28" w:name="Xad01bbe1909b8c527b2c974fb1facc716ad957d"/>
+    <w:bookmarkStart w:id="30" w:name="Xad01bbe1909b8c527b2c974fb1facc716ad957d"/>
     <w:p>
       <w:pPr>
         <w:pStyle w:val="Heading1"/>
@@ -3252,7 +3252,17 @@
               <w:pStyle w:val="Compact"/>
             </w:pPr>
             <w:r>
-              <w:t xml:space="preserve">next implementation step</w:t>
+              <w:rPr>
+                <w:b/>
+                <w:bCs/>
+              </w:rPr>
+              <w:t xml:space="preserve">done 2026-08-24</w:t>
+            </w:r>
+            <w:r>
+              <w:t xml:space="preserve"> </w:t>
+            </w:r>
+            <w:r>
+              <w:t xml:space="preserve">(section 11.4; glance gate exercised on one seed, both mild and hard)</w:t>
             </w:r>
           </w:p>
         </w:tc>
@@ -3287,7 +3297,7 @@
               <w:pStyle w:val="Compact"/>
             </w:pPr>
             <w:r>
-              <w:t xml:space="preserve">after 6</w:t>
+              <w:t xml:space="preserve">next; multi-day restartable CPU job or a short GPU one (section 11.4 point 4); needs the desired-speed convention decision for low-speed seeds</w:t>
             </w:r>
           </w:p>
         </w:tc>
@@ -3396,7 +3406,7 @@
       </w:r>
     </w:p>
     <w:bookmarkEnd w:id="23"/>
-    <w:bookmarkStart w:id="27" w:name="Xd044369f69be0187e80c77d8e3d0fbbd484f5ed"/>
+    <w:bookmarkStart w:id="29" w:name="Xd044369f69be0187e80c77d8e3d0fbbd484f5ed"/>
     <w:p>
       <w:pPr>
         <w:pStyle w:val="Heading2"/>
@@ -4566,13 +4576,13 @@
       </w:r>
     </w:p>
     <w:bookmarkEnd w:id="25"/>
-    <w:bookmarkStart w:id="26" w:name="Xfc7422cf944732c8b6cf382a8431f4d011f0176"/>
+    <w:bookmarkStart w:id="26" w:name="X840de3cf42c1cc51abb1529600eb90c952bb319"/>
     <w:p>
       <w:pPr>
         <w:pStyle w:val="Heading3"/>
       </w:pPr>
       <w:r>
-        <w:t xml:space="preserve">11.3 What this changes in the plan</w:t>
+        <w:t xml:space="preserve">11.3 The glance anchor, tested across all 100 seeds</w:t>
       </w:r>
     </w:p>
     <w:p>
@@ -4580,6 +4590,1451 @@
         <w:pStyle w:val="FirstParagraph"/>
       </w:pPr>
       <w:r>
+        <w:t xml:space="preserve">Section 6c argued the anchor question from construction; the three placements are now run</w:t>
+      </w:r>
+      <w:r>
+        <w:t xml:space="preserve"> </w:t>
+      </w:r>
+      <w:r>
+        <w:t xml:space="preserve">on the same 100 seeds (conditions C and D;</w:t>
+      </w:r>
+      <w:r>
+        <w:t xml:space="preserve"> </w:t>
+      </w:r>
+      <w:r>
+        <w:rPr>
+          <w:rStyle w:val="VerbatimChar"/>
+        </w:rPr>
+        <w:t xml:space="preserve">out/summary_process.md</w:t>
+      </w:r>
+      <w:r>
+        <w:t xml:space="preserve">,</w:t>
+      </w:r>
+      <w:r>
+        <w:t xml:space="preserve"> </w:t>
+      </w:r>
+      <w:r>
+        <w:rPr>
+          <w:rStyle w:val="VerbatimChar"/>
+        </w:rPr>
+        <w:t xml:space="preserve">out/summary_crash.md</w:t>
+      </w:r>
+      <w:r>
+        <w:t xml:space="preserve">;</w:t>
+      </w:r>
+      <w:r>
+        <w:t xml:space="preserve"> </w:t>
+      </w:r>
+      <w:r>
+        <w:t xml:space="preserve">runner flag</w:t>
+      </w:r>
+      <w:r>
+        <w:t xml:space="preserve"> </w:t>
+      </w:r>
+      <w:r>
+        <w:rPr>
+          <w:rStyle w:val="VerbatimChar"/>
+        </w:rPr>
+        <w:t xml:space="preserve">--glance-anchor</w:t>
+      </w:r>
+      <w:r>
+        <w:t xml:space="preserve">). Weighted crash probability and the P_inj equivalence</w:t>
+      </w:r>
+      <w:r>
+        <w:t xml:space="preserve"> </w:t>
+      </w:r>
+      <w:r>
+        <w:t xml:space="preserve">statistic θ (Eq. 10 weights):</w:t>
+      </w:r>
+    </w:p>
+    <w:tbl>
+      <w:tblPr>
+        <w:tblStyle w:val="Table"/>
+        <w:tblW w:type="auto" w:w="0"/>
+        <w:tblLook w:firstRow="1" w:lastRow="0" w:firstColumn="0" w:lastColumn="0" w:noHBand="0" w:noVBand="0" w:val="0020"/>
+      </w:tblPr>
+      <w:tblGrid>
+        <w:gridCol w:w="1584"/>
+        <w:gridCol w:w="1584"/>
+        <w:gridCol w:w="1584"/>
+        <w:gridCol w:w="1584"/>
+        <w:gridCol w:w="1584"/>
+      </w:tblGrid>
+      <w:tr>
+        <w:trPr>
+          <w:tblHeader w:val="on"/>
+        </w:trPr>
+        <w:tc>
+          <w:tcPr/>
+          <w:p>
+            <w:pPr>
+              <w:pStyle w:val="Compact"/>
+            </w:pPr>
+            <w:r>
+              <w:t xml:space="preserve">glance placement</w:t>
+            </w:r>
+          </w:p>
+        </w:tc>
+        <w:tc>
+          <w:tcPr/>
+          <w:p>
+            <w:pPr>
+              <w:pStyle w:val="Compact"/>
+            </w:pPr>
+            <w:r>
+              <w:t xml:space="preserve">crash prob, C (CBM)</w:t>
+            </w:r>
+          </w:p>
+        </w:tc>
+        <w:tc>
+          <w:tcPr/>
+          <w:p>
+            <w:pPr>
+              <w:pStyle w:val="Compact"/>
+            </w:pPr>
+            <w:r>
+              <w:t xml:space="preserve">crash prob, D (act. inf.)</w:t>
+            </w:r>
+          </w:p>
+        </w:tc>
+        <w:tc>
+          <w:tcPr/>
+          <w:p>
+            <w:pPr>
+              <w:pStyle w:val="Compact"/>
+            </w:pPr>
+            <w:r>
+              <w:t xml:space="preserve">P_inj θ, C</w:t>
+            </w:r>
+          </w:p>
+        </w:tc>
+        <w:tc>
+          <w:tcPr/>
+          <w:p>
+            <w:pPr>
+              <w:pStyle w:val="Compact"/>
+            </w:pPr>
+            <w:r>
+              <w:t xml:space="preserve">P_inj θ, D</w:t>
+            </w:r>
+          </w:p>
+        </w:tc>
+      </w:tr>
+      <w:tr>
+        <w:tc>
+          <w:tcPr/>
+          <w:p>
+            <w:pPr>
+              <w:pStyle w:val="Compact"/>
+            </w:pPr>
+            <w:r>
+              <w:t xml:space="preserve">overshot at τ⁻¹ = 0.2 s⁻¹</w:t>
+            </w:r>
+          </w:p>
+        </w:tc>
+        <w:tc>
+          <w:tcPr/>
+          <w:p>
+            <w:pPr>
+              <w:pStyle w:val="Compact"/>
+            </w:pPr>
+            <w:r>
+              <w:t xml:space="preserve">0.006</w:t>
+            </w:r>
+          </w:p>
+        </w:tc>
+        <w:tc>
+          <w:tcPr/>
+          <w:p>
+            <w:pPr>
+              <w:pStyle w:val="Compact"/>
+            </w:pPr>
+            <w:r>
+              <w:t xml:space="preserve">0.015</w:t>
+            </w:r>
+          </w:p>
+        </w:tc>
+        <w:tc>
+          <w:tcPr/>
+          <w:p>
+            <w:pPr>
+              <w:pStyle w:val="Compact"/>
+            </w:pPr>
+            <w:r>
+              <w:t xml:space="preserve">0.89</w:t>
+            </w:r>
+          </w:p>
+        </w:tc>
+        <w:tc>
+          <w:tcPr/>
+          <w:p>
+            <w:pPr>
+              <w:pStyle w:val="Compact"/>
+            </w:pPr>
+            <w:r>
+              <w:t xml:space="preserve">1.20</w:t>
+            </w:r>
+          </w:p>
+        </w:tc>
+      </w:tr>
+      <w:tr>
+        <w:tc>
+          <w:tcPr/>
+          <w:p>
+            <w:pPr>
+              <w:pStyle w:val="Compact"/>
+            </w:pPr>
+            <w:r>
+              <w:t xml:space="preserve">renewal process (assumption-free)</w:t>
+            </w:r>
+          </w:p>
+        </w:tc>
+        <w:tc>
+          <w:tcPr/>
+          <w:p>
+            <w:pPr>
+              <w:pStyle w:val="Compact"/>
+            </w:pPr>
+            <w:r>
+              <w:t xml:space="preserve">0.007</w:t>
+            </w:r>
+          </w:p>
+        </w:tc>
+        <w:tc>
+          <w:tcPr/>
+          <w:p>
+            <w:pPr>
+              <w:pStyle w:val="Compact"/>
+            </w:pPr>
+            <w:r>
+              <w:t xml:space="preserve">0.026</w:t>
+            </w:r>
+          </w:p>
+        </w:tc>
+        <w:tc>
+          <w:tcPr/>
+          <w:p>
+            <w:pPr>
+              <w:pStyle w:val="Compact"/>
+            </w:pPr>
+            <w:r>
+              <w:rPr>
+                <w:b/>
+                <w:bCs/>
+              </w:rPr>
+              <w:t xml:space="preserve">0.31</w:t>
+            </w:r>
+          </w:p>
+        </w:tc>
+        <w:tc>
+          <w:tcPr/>
+          <w:p>
+            <w:pPr>
+              <w:pStyle w:val="Compact"/>
+            </w:pPr>
+            <w:r>
+              <w:t xml:space="preserve">1.04</w:t>
+            </w:r>
+          </w:p>
+        </w:tc>
+      </w:tr>
+      <w:tr>
+        <w:tc>
+          <w:tcPr/>
+          <w:p>
+            <w:pPr>
+              <w:pStyle w:val="Compact"/>
+            </w:pPr>
+            <w:r>
+              <w:t xml:space="preserve">crash-anchored</w:t>
+            </w:r>
+          </w:p>
+        </w:tc>
+        <w:tc>
+          <w:tcPr/>
+          <w:p>
+            <w:pPr>
+              <w:pStyle w:val="Compact"/>
+            </w:pPr>
+            <w:r>
+              <w:t xml:space="preserve">0.023</w:t>
+            </w:r>
+          </w:p>
+        </w:tc>
+        <w:tc>
+          <w:tcPr/>
+          <w:p>
+            <w:pPr>
+              <w:pStyle w:val="Compact"/>
+            </w:pPr>
+            <w:r>
+              <w:t xml:space="preserve">0.028</w:t>
+            </w:r>
+          </w:p>
+        </w:tc>
+        <w:tc>
+          <w:tcPr/>
+          <w:p>
+            <w:pPr>
+              <w:pStyle w:val="Compact"/>
+            </w:pPr>
+            <w:r>
+              <w:t xml:space="preserve">0.84</w:t>
+            </w:r>
+          </w:p>
+        </w:tc>
+        <w:tc>
+          <w:tcPr/>
+          <w:p>
+            <w:pPr>
+              <w:pStyle w:val="Compact"/>
+            </w:pPr>
+            <w:r>
+              <w:t xml:space="preserve">0.87</w:t>
+            </w:r>
+          </w:p>
+        </w:tc>
+      </w:tr>
+    </w:tbl>
+    <w:p>
+      <w:pPr>
+        <w:pStyle w:val="BodyText"/>
+      </w:pPr>
+      <w:r>
+        <w:t xml:space="preserve">Three conclusions:</w:t>
+      </w:r>
+    </w:p>
+    <w:p>
+      <w:pPr>
+        <w:pStyle w:val="Compact"/>
+        <w:numPr>
+          <w:ilvl w:val="0"/>
+          <w:numId w:val="1010"/>
+        </w:numPr>
+      </w:pPr>
+      <w:r>
+        <w:rPr>
+          <w:b/>
+          <w:bCs/>
+        </w:rPr>
+        <w:t xml:space="preserve">Crash-anchoring inflates crash probability roughly four-fold for the CBM</w:t>
+      </w:r>
+      <w:r>
+        <w:t xml:space="preserve"> </w:t>
+      </w:r>
+      <w:r>
+        <w:t xml:space="preserve">(0.006 →</w:t>
+      </w:r>
+      <w:r>
+        <w:t xml:space="preserve"> </w:t>
+      </w:r>
+      <w:r>
+        <w:t xml:space="preserve">0.023) and about 1.9-fold for the active inference driver — the conditioning-on-outcome</w:t>
+      </w:r>
+      <w:r>
+        <w:t xml:space="preserve"> </w:t>
+      </w:r>
+      <w:r>
+        <w:t xml:space="preserve">bias of section 6c point 1, now quantified at population level rather than on the single</w:t>
+      </w:r>
+      <w:r>
+        <w:t xml:space="preserve"> </w:t>
+      </w:r>
+      <w:r>
+        <w:t xml:space="preserve">illustrative seed. Its θ values look no worse, which is itself the warning: the bias</w:t>
+      </w:r>
+      <w:r>
+        <w:t xml:space="preserve"> </w:t>
+      </w:r>
+      <w:r>
+        <w:t xml:space="preserve">inflates</w:t>
+      </w:r>
+      <w:r>
+        <w:t xml:space="preserve"> </w:t>
+      </w:r>
+      <w:r>
+        <w:rPr>
+          <w:i/>
+          <w:iCs/>
+        </w:rPr>
+        <w:t xml:space="preserve">how often</w:t>
+      </w:r>
+      <w:r>
+        <w:t xml:space="preserve"> </w:t>
+      </w:r>
+      <w:r>
+        <w:t xml:space="preserve">crashes happen more than it distorts</w:t>
+      </w:r>
+      <w:r>
+        <w:t xml:space="preserve"> </w:t>
+      </w:r>
+      <w:r>
+        <w:rPr>
+          <w:i/>
+          <w:iCs/>
+        </w:rPr>
+        <w:t xml:space="preserve">which</w:t>
+      </w:r>
+      <w:r>
+        <w:t xml:space="preserve"> </w:t>
+      </w:r>
+      <w:r>
+        <w:t xml:space="preserve">crashes happen, so the</w:t>
+      </w:r>
+      <w:r>
+        <w:t xml:space="preserve"> </w:t>
+      </w:r>
+      <w:r>
+        <w:t xml:space="preserve">equivalence test alone would not catch it.</w:t>
+      </w:r>
+    </w:p>
+    <w:p>
+      <w:pPr>
+        <w:pStyle w:val="Compact"/>
+        <w:numPr>
+          <w:ilvl w:val="0"/>
+          <w:numId w:val="1010"/>
+        </w:numPr>
+      </w:pPr>
+      <w:r>
+        <w:rPr>
+          <w:b/>
+          <w:bCs/>
+        </w:rPr>
+        <w:t xml:space="preserve">For the CBM, the overshot-at-anchor construction reproduces the renewal process's</w:t>
+      </w:r>
+      <w:r>
+        <w:rPr>
+          <w:b/>
+          <w:bCs/>
+        </w:rPr>
+        <w:t xml:space="preserve"> </w:t>
+      </w:r>
+      <w:r>
+        <w:rPr>
+          <w:b/>
+          <w:bCs/>
+        </w:rPr>
+        <w:t xml:space="preserve">crash probability almost exactly</w:t>
+      </w:r>
+      <w:r>
+        <w:t xml:space="preserve"> </w:t>
+      </w:r>
+      <w:r>
+        <w:t xml:space="preserve">(0.006 versus 0.007) — the Markkula-claims shortcut</w:t>
+      </w:r>
+      <w:r>
+        <w:t xml:space="preserve"> </w:t>
+      </w:r>
+      <w:r>
+        <w:t xml:space="preserve">works as advertised for a response model that reacts at a fixed delay. For the active</w:t>
+      </w:r>
+      <w:r>
+        <w:t xml:space="preserve"> </w:t>
+      </w:r>
+      <w:r>
+        <w:t xml:space="preserve">inference driver it does not transfer as cleanly (0.015 versus 0.026): glances placed</w:t>
+      </w:r>
+      <w:r>
+        <w:t xml:space="preserve"> </w:t>
+      </w:r>
+      <w:r>
+        <w:t xml:space="preserve">anywhere in the scenario interact with its evidence accumulation, which the</w:t>
+      </w:r>
+      <w:r>
+        <w:t xml:space="preserve"> </w:t>
+      </w:r>
+      <w:r>
+        <w:t xml:space="preserve">anchor-locked placement cannot represent. For condition D the process implementation</w:t>
+      </w:r>
+      <w:r>
+        <w:t xml:space="preserve"> </w:t>
+      </w:r>
+      <w:r>
+        <w:t xml:space="preserve">should be the default, as section 6c recommended.</w:t>
+      </w:r>
+    </w:p>
+    <w:p>
+      <w:pPr>
+        <w:pStyle w:val="Compact"/>
+        <w:numPr>
+          <w:ilvl w:val="0"/>
+          <w:numId w:val="1010"/>
+        </w:numPr>
+      </w:pPr>
+      <w:r>
+        <w:rPr>
+          <w:b/>
+          <w:bCs/>
+        </w:rPr>
+        <w:t xml:space="preserve">Process glances move the CBM control markedly closer to the reference</w:t>
+      </w:r>
+      <w:r>
+        <w:t xml:space="preserve"> </w:t>
+      </w:r>
+      <w:r>
+        <w:t xml:space="preserve">(P_inj θ 0.89</w:t>
+      </w:r>
+      <w:r>
+        <w:t xml:space="preserve"> </w:t>
+      </w:r>
+      <w:r>
+        <w:t xml:space="preserve">→ 0.31, Θ 0.48 → 0.12) — consistent with QUADRIS having been generated with</w:t>
+      </w:r>
+      <w:r>
+        <w:t xml:space="preserve"> </w:t>
+      </w:r>
+      <w:r>
+        <w:t xml:space="preserve">renewal-style glance behavior, and a hint that part of the section 11.2 failures is the</w:t>
+      </w:r>
+      <w:r>
+        <w:t xml:space="preserve"> </w:t>
+      </w:r>
+      <w:r>
+        <w:t xml:space="preserve">glance</w:t>
+      </w:r>
+      <w:r>
+        <w:t xml:space="preserve"> </w:t>
+      </w:r>
+      <w:r>
+        <w:rPr>
+          <w:i/>
+          <w:iCs/>
+        </w:rPr>
+        <w:t xml:space="preserve">placement</w:t>
+      </w:r>
+      <w:r>
+        <w:t xml:space="preserve"> </w:t>
+      </w:r>
+      <w:r>
+        <w:t xml:space="preserve">model rather than the stand-in</w:t>
+      </w:r>
+      <w:r>
+        <w:t xml:space="preserve"> </w:t>
+      </w:r>
+      <w:r>
+        <w:rPr>
+          <w:i/>
+          <w:iCs/>
+        </w:rPr>
+        <w:t xml:space="preserve">duration</w:t>
+      </w:r>
+      <w:r>
+        <w:t xml:space="preserve"> </w:t>
+      </w:r>
+      <w:r>
+        <w:t xml:space="preserve">distribution. Still not</w:t>
+      </w:r>
+      <w:r>
+        <w:t xml:space="preserve"> </w:t>
+      </w:r>
+      <w:r>
+        <w:t xml:space="preserve">equivalent, and stand-ins still apply.</w:t>
+      </w:r>
+    </w:p>
+    <w:p>
+      <w:pPr>
+        <w:pStyle w:val="FirstParagraph"/>
+      </w:pPr>
+      <w:r>
+        <w:t xml:space="preserve">The response-onset metric is unaffected by the anchor choice (D's median stays 1.25 s</w:t>
+      </w:r>
+      <w:r>
+        <w:t xml:space="preserve"> </w:t>
+      </w:r>
+      <w:r>
+        <w:t xml:space="preserve">after the reporting anchor under all three placements), confirming that the anchor's</w:t>
+      </w:r>
+      <w:r>
+        <w:t xml:space="preserve"> </w:t>
+      </w:r>
+      <w:r>
+        <w:t xml:space="preserve">reporting role (section 6c point 3) is separable from its placement role.</w:t>
+      </w:r>
+    </w:p>
+    <w:bookmarkEnd w:id="26"/>
+    <w:bookmarkStart w:id="27" w:name="Xfbd5513220967f9c8aba810100a6a9be59d3101"/>
+    <w:p>
+      <w:pPr>
+        <w:pStyle w:val="Heading3"/>
+      </w:pPr>
+      <w:r>
+        <w:t xml:space="preserve">11.4 Tier-2 smoke test: the closed-loop driver on five QUADRIS seeds</w:t>
+      </w:r>
+    </w:p>
+    <w:p>
+      <w:pPr>
+        <w:pStyle w:val="FirstParagraph"/>
+      </w:pPr>
+      <w:r>
+        <w:rPr>
+          <w:i/>
+          <w:iCs/>
+        </w:rPr>
+        <w:t xml:space="preserve">Added 2026-08-24. The tier-2 adapter (work-plan step 6) is built —</w:t>
+      </w:r>
+      <w:r>
+        <w:rPr>
+          <w:i/>
+          <w:iCs/>
+        </w:rPr>
+        <w:t xml:space="preserve"> </w:t>
+      </w:r>
+      <w:r>
+        <w:rPr>
+          <w:rStyle w:val="VerbatimChar"/>
+          <w:i/>
+          <w:iCs/>
+        </w:rPr>
+        <w:t xml:space="preserve">replication/causation/tier2_rear_end.py</w:t>
+      </w:r>
+      <w:r>
+        <w:rPr>
+          <w:i/>
+          <w:iCs/>
+        </w:rPr>
+        <w:t xml:space="preserve">: the authors' closed-loop model with the</w:t>
+      </w:r>
+      <w:r>
+        <w:rPr>
+          <w:i/>
+          <w:iCs/>
+        </w:rPr>
+        <w:t xml:space="preserve"> </w:t>
+      </w:r>
+      <w:r>
+        <w:rPr>
+          <w:i/>
+          <w:iCs/>
+        </w:rPr>
+        <w:t xml:space="preserve">scripted lead replaced by a replay of the seed's lead-speed profile, a forcible gaze</w:t>
+      </w:r>
+      <w:r>
+        <w:rPr>
+          <w:i/>
+          <w:iCs/>
+        </w:rPr>
+        <w:t xml:space="preserve"> </w:t>
+      </w:r>
+      <w:r>
+        <w:rPr>
+          <w:i/>
+          <w:iCs/>
+        </w:rPr>
+        <w:t xml:space="preserve">schedule acting through the code's own</w:t>
+      </w:r>
+      <w:r>
+        <w:rPr>
+          <w:i/>
+          <w:iCs/>
+        </w:rPr>
+        <w:t xml:space="preserve"> </w:t>
+      </w:r>
+      <w:r>
+        <w:rPr>
+          <w:rStyle w:val="VerbatimChar"/>
+          <w:i/>
+          <w:iCs/>
+        </w:rPr>
+        <w:t xml:space="preserve">I_factor</w:t>
+      </w:r>
+      <w:r>
+        <w:rPr>
+          <w:i/>
+          <w:iCs/>
+        </w:rPr>
+        <w:t xml:space="preserve"> </w:t>
+      </w:r>
+      <w:r>
+        <w:rPr>
+          <w:i/>
+          <w:iCs/>
+        </w:rPr>
+        <w:t xml:space="preserve">observation gate, checkpointing, and</w:t>
+      </w:r>
+      <w:r>
+        <w:rPr>
+          <w:i/>
+          <w:iCs/>
+        </w:rPr>
+        <w:t xml:space="preserve"> </w:t>
+      </w:r>
+      <w:r>
+        <w:rPr>
+          <w:i/>
+          <w:iCs/>
+        </w:rPr>
+        <w:t xml:space="preserve">seed-level restart. The authors' files are untouched; the replay dynamics and run loop are</w:t>
+      </w:r>
+      <w:r>
+        <w:rPr>
+          <w:i/>
+          <w:iCs/>
+        </w:rPr>
+        <w:t xml:space="preserve"> </w:t>
+      </w:r>
+      <w:r>
+        <w:rPr>
+          <w:i/>
+          <w:iCs/>
+        </w:rPr>
+        <w:t xml:space="preserve">swapped into the loaded module namespace. Lead replay was verified against the seed</w:t>
+      </w:r>
+      <w:r>
+        <w:rPr>
+          <w:i/>
+          <w:iCs/>
+        </w:rPr>
+        <w:t xml:space="preserve"> </w:t>
+      </w:r>
+      <w:r>
+        <w:rPr>
+          <w:i/>
+          <w:iCs/>
+        </w:rPr>
+        <w:t xml:space="preserve">profiles step by step. Run: the five v_f0-quintile seeds of the tier-1 sample, attentive,</w:t>
+      </w:r>
+      <w:r>
+        <w:rPr>
+          <w:i/>
+          <w:iCs/>
+        </w:rPr>
+        <w:t xml:space="preserve"> </w:t>
+      </w:r>
+      <w:r>
+        <w:rPr>
+          <w:i/>
+          <w:iCs/>
+        </w:rPr>
+        <w:t xml:space="preserve">four repeats each (</w:t>
+      </w:r>
+      <w:r>
+        <w:rPr>
+          <w:rStyle w:val="VerbatimChar"/>
+          <w:i/>
+          <w:iCs/>
+        </w:rPr>
+        <w:t xml:space="preserve">tier2/smoke_results.csv</w:t>
+      </w:r>
+      <w:r>
+        <w:rPr>
+          <w:i/>
+          <w:iCs/>
+        </w:rPr>
+        <w:t xml:space="preserve">).</w:t>
+      </w:r>
+    </w:p>
+    <w:tbl>
+      <w:tblPr>
+        <w:tblStyle w:val="Table"/>
+        <w:tblW w:type="auto" w:w="0"/>
+        <w:tblLook w:firstRow="1" w:lastRow="0" w:firstColumn="0" w:lastColumn="0" w:noHBand="0" w:noVBand="0" w:val="0020"/>
+      </w:tblPr>
+      <w:tblGrid>
+        <w:gridCol w:w="1320"/>
+        <w:gridCol w:w="1320"/>
+        <w:gridCol w:w="1320"/>
+        <w:gridCol w:w="1320"/>
+        <w:gridCol w:w="1320"/>
+        <w:gridCol w:w="1320"/>
+      </w:tblGrid>
+      <w:tr>
+        <w:trPr>
+          <w:tblHeader w:val="on"/>
+        </w:trPr>
+        <w:tc>
+          <w:tcPr/>
+          <w:p>
+            <w:pPr>
+              <w:pStyle w:val="Compact"/>
+            </w:pPr>
+            <w:r>
+              <w:t xml:space="preserve">seed</w:t>
+            </w:r>
+          </w:p>
+        </w:tc>
+        <w:tc>
+          <w:tcPr/>
+          <w:p>
+            <w:pPr>
+              <w:pStyle w:val="Compact"/>
+            </w:pPr>
+            <w:r>
+              <w:t xml:space="preserve">v_f0 [m/s]</w:t>
+            </w:r>
+          </w:p>
+        </w:tc>
+        <w:tc>
+          <w:tcPr/>
+          <w:p>
+            <w:pPr>
+              <w:pStyle w:val="Compact"/>
+            </w:pPr>
+            <w:r>
+              <w:t xml:space="preserve">tier-1 onset [s]</w:t>
+            </w:r>
+          </w:p>
+        </w:tc>
+        <w:tc>
+          <w:tcPr/>
+          <w:p>
+            <w:pPr>
+              <w:pStyle w:val="Compact"/>
+            </w:pPr>
+            <w:r>
+              <w:t xml:space="preserve">tier-2 onset [s]</w:t>
+            </w:r>
+          </w:p>
+        </w:tc>
+        <w:tc>
+          <w:tcPr/>
+          <w:p>
+            <w:pPr>
+              <w:pStyle w:val="Compact"/>
+            </w:pPr>
+            <w:r>
+              <w:t xml:space="preserve">tier-1 outcome</w:t>
+            </w:r>
+          </w:p>
+        </w:tc>
+        <w:tc>
+          <w:tcPr/>
+          <w:p>
+            <w:pPr>
+              <w:pStyle w:val="Compact"/>
+            </w:pPr>
+            <w:r>
+              <w:t xml:space="preserve">tier-2 outcome (4 repeats)</w:t>
+            </w:r>
+          </w:p>
+        </w:tc>
+      </w:tr>
+      <w:tr>
+        <w:tc>
+          <w:tcPr/>
+          <w:p>
+            <w:pPr>
+              <w:pStyle w:val="Compact"/>
+            </w:pPr>
+            <w:r>
+              <w:t xml:space="preserve">3456</w:t>
+            </w:r>
+          </w:p>
+        </w:tc>
+        <w:tc>
+          <w:tcPr/>
+          <w:p>
+            <w:pPr>
+              <w:pStyle w:val="Compact"/>
+            </w:pPr>
+            <w:r>
+              <w:t xml:space="preserve">0.0</w:t>
+            </w:r>
+          </w:p>
+        </w:tc>
+        <w:tc>
+          <w:tcPr/>
+          <w:p>
+            <w:pPr>
+              <w:pStyle w:val="Compact"/>
+            </w:pPr>
+            <w:r>
+              <w:t xml:space="preserve">3.65</w:t>
+            </w:r>
+          </w:p>
+        </w:tc>
+        <w:tc>
+          <w:tcPr/>
+          <w:p>
+            <w:pPr>
+              <w:pStyle w:val="Compact"/>
+            </w:pPr>
+            <w:r>
+              <w:t xml:space="preserve">no response</w:t>
+            </w:r>
+          </w:p>
+        </w:tc>
+        <w:tc>
+          <w:tcPr/>
+          <w:p>
+            <w:pPr>
+              <w:pStyle w:val="Compact"/>
+            </w:pPr>
+            <w:r>
+              <w:t xml:space="preserve">avoided</w:t>
+            </w:r>
+          </w:p>
+        </w:tc>
+        <w:tc>
+          <w:tcPr/>
+          <w:p>
+            <w:pPr>
+              <w:pStyle w:val="Compact"/>
+            </w:pPr>
+            <w:r>
+              <w:t xml:space="preserve">trivially avoided — the agent never moves</w:t>
+            </w:r>
+          </w:p>
+        </w:tc>
+      </w:tr>
+      <w:tr>
+        <w:tc>
+          <w:tcPr/>
+          <w:p>
+            <w:pPr>
+              <w:pStyle w:val="Compact"/>
+            </w:pPr>
+            <w:r>
+              <w:t xml:space="preserve">2387</w:t>
+            </w:r>
+          </w:p>
+        </w:tc>
+        <w:tc>
+          <w:tcPr/>
+          <w:p>
+            <w:pPr>
+              <w:pStyle w:val="Compact"/>
+            </w:pPr>
+            <w:r>
+              <w:t xml:space="preserve">1.7</w:t>
+            </w:r>
+          </w:p>
+        </w:tc>
+        <w:tc>
+          <w:tcPr/>
+          <w:p>
+            <w:pPr>
+              <w:pStyle w:val="Compact"/>
+            </w:pPr>
+            <w:r>
+              <w:t xml:space="preserve">3.60</w:t>
+            </w:r>
+          </w:p>
+        </w:tc>
+        <w:tc>
+          <w:tcPr/>
+          <w:p>
+            <w:pPr>
+              <w:pStyle w:val="Compact"/>
+            </w:pPr>
+            <w:r>
+              <w:t xml:space="preserve">5.2–5.4</w:t>
+            </w:r>
+          </w:p>
+        </w:tc>
+        <w:tc>
+          <w:tcPr/>
+          <w:p>
+            <w:pPr>
+              <w:pStyle w:val="Compact"/>
+            </w:pPr>
+            <w:r>
+              <w:t xml:space="preserve">avoided</w:t>
+            </w:r>
+          </w:p>
+        </w:tc>
+        <w:tc>
+          <w:tcPr/>
+          <w:p>
+            <w:pPr>
+              <w:pStyle w:val="Compact"/>
+            </w:pPr>
+            <w:r>
+              <w:t xml:space="preserve">avoided (brakes to a stop)</w:t>
+            </w:r>
+          </w:p>
+        </w:tc>
+      </w:tr>
+      <w:tr>
+        <w:tc>
+          <w:tcPr/>
+          <w:p>
+            <w:pPr>
+              <w:pStyle w:val="Compact"/>
+            </w:pPr>
+            <w:r>
+              <w:t xml:space="preserve">1722</w:t>
+            </w:r>
+          </w:p>
+        </w:tc>
+        <w:tc>
+          <w:tcPr/>
+          <w:p>
+            <w:pPr>
+              <w:pStyle w:val="Compact"/>
+            </w:pPr>
+            <w:r>
+              <w:t xml:space="preserve">6.7</w:t>
+            </w:r>
+          </w:p>
+        </w:tc>
+        <w:tc>
+          <w:tcPr/>
+          <w:p>
+            <w:pPr>
+              <w:pStyle w:val="Compact"/>
+            </w:pPr>
+            <w:r>
+              <w:t xml:space="preserve">4.05</w:t>
+            </w:r>
+          </w:p>
+        </w:tc>
+        <w:tc>
+          <w:tcPr/>
+          <w:p>
+            <w:pPr>
+              <w:pStyle w:val="Compact"/>
+            </w:pPr>
+            <w:r>
+              <w:t xml:space="preserve">3.2</w:t>
+            </w:r>
+          </w:p>
+        </w:tc>
+        <w:tc>
+          <w:tcPr/>
+          <w:p>
+            <w:pPr>
+              <w:pStyle w:val="Compact"/>
+            </w:pPr>
+            <w:r>
+              <w:t xml:space="preserve">crashed (some bins)</w:t>
+            </w:r>
+          </w:p>
+        </w:tc>
+        <w:tc>
+          <w:tcPr/>
+          <w:p>
+            <w:pPr>
+              <w:pStyle w:val="Compact"/>
+            </w:pPr>
+            <w:r>
+              <w:t xml:space="preserve">avoided, min gaps 0.9–1.7 m</w:t>
+            </w:r>
+          </w:p>
+        </w:tc>
+      </w:tr>
+      <w:tr>
+        <w:tc>
+          <w:tcPr/>
+          <w:p>
+            <w:pPr>
+              <w:pStyle w:val="Compact"/>
+            </w:pPr>
+            <w:r>
+              <w:t xml:space="preserve">4799</w:t>
+            </w:r>
+          </w:p>
+        </w:tc>
+        <w:tc>
+          <w:tcPr/>
+          <w:p>
+            <w:pPr>
+              <w:pStyle w:val="Compact"/>
+            </w:pPr>
+            <w:r>
+              <w:t xml:space="preserve">14.0</w:t>
+            </w:r>
+          </w:p>
+        </w:tc>
+        <w:tc>
+          <w:tcPr/>
+          <w:p>
+            <w:pPr>
+              <w:pStyle w:val="Compact"/>
+            </w:pPr>
+            <w:r>
+              <w:t xml:space="preserve">2.30</w:t>
+            </w:r>
+          </w:p>
+        </w:tc>
+        <w:tc>
+          <w:tcPr/>
+          <w:p>
+            <w:pPr>
+              <w:pStyle w:val="Compact"/>
+            </w:pPr>
+            <w:r>
+              <w:t xml:space="preserve">2.4</w:t>
+            </w:r>
+          </w:p>
+        </w:tc>
+        <w:tc>
+          <w:tcPr/>
+          <w:p>
+            <w:pPr>
+              <w:pStyle w:val="Compact"/>
+            </w:pPr>
+            <w:r>
+              <w:t xml:space="preserve">crashed</w:t>
+            </w:r>
+          </w:p>
+        </w:tc>
+        <w:tc>
+          <w:tcPr/>
+          <w:p>
+            <w:pPr>
+              <w:pStyle w:val="Compact"/>
+            </w:pPr>
+            <w:r>
+              <w:t xml:space="preserve">3/4 avoided with a lane change, 1/4 crash</w:t>
+            </w:r>
+          </w:p>
+        </w:tc>
+      </w:tr>
+      <w:tr>
+        <w:tc>
+          <w:tcPr/>
+          <w:p>
+            <w:pPr>
+              <w:pStyle w:val="Compact"/>
+            </w:pPr>
+            <w:r>
+              <w:t xml:space="preserve">871</w:t>
+            </w:r>
+          </w:p>
+        </w:tc>
+        <w:tc>
+          <w:tcPr/>
+          <w:p>
+            <w:pPr>
+              <w:pStyle w:val="Compact"/>
+            </w:pPr>
+            <w:r>
+              <w:t xml:space="preserve">35.5</w:t>
+            </w:r>
+          </w:p>
+        </w:tc>
+        <w:tc>
+          <w:tcPr/>
+          <w:p>
+            <w:pPr>
+              <w:pStyle w:val="Compact"/>
+            </w:pPr>
+            <w:r>
+              <w:t xml:space="preserve">1.65</w:t>
+            </w:r>
+          </w:p>
+        </w:tc>
+        <w:tc>
+          <w:tcPr/>
+          <w:p>
+            <w:pPr>
+              <w:pStyle w:val="Compact"/>
+            </w:pPr>
+            <w:r>
+              <w:t xml:space="preserve">1.4–2.2</w:t>
+            </w:r>
+          </w:p>
+        </w:tc>
+        <w:tc>
+          <w:tcPr/>
+          <w:p>
+            <w:pPr>
+              <w:pStyle w:val="Compact"/>
+            </w:pPr>
+            <w:r>
+              <w:t xml:space="preserve">crashed</w:t>
+            </w:r>
+          </w:p>
+        </w:tc>
+        <w:tc>
+          <w:tcPr/>
+          <w:p>
+            <w:pPr>
+              <w:pStyle w:val="Compact"/>
+            </w:pPr>
+            <w:r>
+              <w:t xml:space="preserve">4/4 crash, high impact speeds, all leave the road</w:t>
+            </w:r>
+          </w:p>
+        </w:tc>
+      </w:tr>
+    </w:tbl>
+    <w:p>
+      <w:pPr>
+        <w:pStyle w:val="BodyText"/>
+      </w:pPr>
+      <w:r>
+        <w:t xml:space="preserve">Findings, in decreasing order of consequence:</w:t>
+      </w:r>
+    </w:p>
+    <w:p>
+      <w:pPr>
+        <w:pStyle w:val="Compact"/>
+        <w:numPr>
+          <w:ilvl w:val="0"/>
+          <w:numId w:val="1011"/>
+        </w:numPr>
+      </w:pPr>
+      <w:r>
+        <w:rPr>
+          <w:b/>
+          <w:bCs/>
+        </w:rPr>
+        <w:t xml:space="preserve">Onsets agree where the model is in its element.</w:t>
+      </w:r>
+      <w:r>
+        <w:t xml:space="preserve"> </w:t>
+      </w:r>
+      <w:r>
+        <w:t xml:space="preserve">For the seeds inside or near the</w:t>
+      </w:r>
+      <w:r>
+        <w:t xml:space="preserve"> </w:t>
+      </w:r>
+      <w:r>
+        <w:t xml:space="preserve">calibrated speed range the closed-loop onsets sit within 0.1–0.9 s of the tier-1</w:t>
+      </w:r>
+      <w:r>
+        <w:t xml:space="preserve"> </w:t>
+      </w:r>
+      <w:r>
+        <w:t xml:space="preserve">surrogate (2.4 vs 2.3 s; 1.4–2.2 vs 1.65 s; 3.2 vs 4.05 s), responding slightly</w:t>
+      </w:r>
+      <w:r>
+        <w:t xml:space="preserve"> </w:t>
+      </w:r>
+      <w:r>
+        <w:t xml:space="preserve">earlier and avoiding more — the closed loop can brake harder than the sampled</w:t>
+      </w:r>
+      <w:r>
+        <w:t xml:space="preserve"> </w:t>
+      </w:r>
+      <w:r>
+        <w:t xml:space="preserve">deceleration caps and can swerve, which tier 1 cannot represent. This is the step-7</w:t>
+      </w:r>
+      <w:r>
+        <w:t xml:space="preserve"> </w:t>
+      </w:r>
+      <w:r>
+        <w:t xml:space="preserve">comparison in miniature, and it supports letting tier 1 carry the statistics while</w:t>
+      </w:r>
+      <w:r>
+        <w:t xml:space="preserve"> </w:t>
+      </w:r>
+      <w:r>
+        <w:t xml:space="preserve">tier 2 spot-checks.</w:t>
+      </w:r>
+    </w:p>
+    <w:p>
+      <w:pPr>
+        <w:pStyle w:val="Compact"/>
+        <w:numPr>
+          <w:ilvl w:val="0"/>
+          <w:numId w:val="1011"/>
+        </w:numPr>
+      </w:pPr>
+      <w:r>
+        <w:rPr>
+          <w:b/>
+          <w:bCs/>
+        </w:rPr>
+        <w:t xml:space="preserve">The two out-of-range seeds fail in instructive, distinct ways.</w:t>
+      </w:r>
+      <w:r>
+        <w:t xml:space="preserve"> </w:t>
+      </w:r>
+      <w:r>
+        <w:t xml:space="preserve">The stopped</w:t>
+      </w:r>
+      <w:r>
+        <w:t xml:space="preserve"> </w:t>
+      </w:r>
+      <w:r>
+        <w:t xml:space="preserve">follower (v_f0 = 0) never moves: its desired speed is initialized to its initial</w:t>
+      </w:r>
+      <w:r>
+        <w:t xml:space="preserve"> </w:t>
+      </w:r>
+      <w:r>
+        <w:t xml:space="preserve">speed, so a creeping-queue seed has no motive to accelerate into the conflict the way</w:t>
+      </w:r>
+      <w:r>
+        <w:t xml:space="preserve"> </w:t>
+      </w:r>
+      <w:r>
+        <w:t xml:space="preserve">the generator's follower did — tier 2 needs a desired-speed convention for QUADRIS</w:t>
+      </w:r>
+      <w:r>
+        <w:t xml:space="preserve"> </w:t>
+      </w:r>
+      <w:r>
+        <w:t xml:space="preserve">seeds before those seeds mean anything (a config decision, now flagged in the</w:t>
+      </w:r>
+      <w:r>
+        <w:t xml:space="preserve"> </w:t>
+      </w:r>
+      <w:r>
+        <w:t xml:space="preserve">adapter). The 35.5 m/s seed — far above the model's 10–25 m/s design range — crashes</w:t>
+      </w:r>
+      <w:r>
+        <w:t xml:space="preserve"> </w:t>
+      </w:r>
+      <w:r>
+        <w:t xml:space="preserve">in all repeats with 15–19 m/s relative impact speed and leaves the road laterally by</w:t>
+      </w:r>
+      <w:r>
+        <w:t xml:space="preserve"> </w:t>
+      </w:r>
+      <w:r>
+        <w:t xml:space="preserve">6–15 m, the documented high-speed lane-change failure mode; road departure must be a</w:t>
+      </w:r>
+      <w:r>
+        <w:t xml:space="preserve"> </w:t>
+      </w:r>
+      <w:r>
+        <w:t xml:space="preserve">separate outcome class in any tier-2 batch (section 5, sanity check 7).</w:t>
+      </w:r>
+    </w:p>
+    <w:p>
+      <w:pPr>
+        <w:pStyle w:val="Compact"/>
+        <w:numPr>
+          <w:ilvl w:val="0"/>
+          <w:numId w:val="1011"/>
+        </w:numPr>
+      </w:pPr>
+      <w:r>
+        <w:rPr>
+          <w:b/>
+          <w:bCs/>
+        </w:rPr>
+        <w:t xml:space="preserve">The glance gate is not the CBM's glance gate, demonstrably.</w:t>
+      </w:r>
+      <w:r>
+        <w:t xml:space="preserve"> </w:t>
+      </w:r>
+      <w:r>
+        <w:t xml:space="preserve">Forcing a 1.0–3.0 s</w:t>
+      </w:r>
+      <w:r>
+        <w:t xml:space="preserve"> </w:t>
+      </w:r>
+      <w:r>
+        <w:t xml:space="preserve">off-road glance on seed 4799 delays the response by at most one step — onset 2.4–2.6 s,</w:t>
+      </w:r>
+      <w:r>
+        <w:t xml:space="preserve"> </w:t>
+      </w:r>
+      <w:r>
+        <w:t xml:space="preserve">inside the glance — under the authors' default observation-noise factor (3) and under</w:t>
+      </w:r>
+      <w:r>
+        <w:t xml:space="preserve"> </w:t>
+      </w:r>
+      <w:r>
+        <w:t xml:space="preserve">a hard gate (factor 1000) alike. The lead's braking had been registered before the</w:t>
+      </w:r>
+      <w:r>
+        <w:t xml:space="preserve"> </w:t>
+      </w:r>
+      <w:r>
+        <w:t xml:space="preserve">glance began, and the belief then coasts forward on its own norm-shaped prediction, so</w:t>
+      </w:r>
+      <w:r>
+        <w:t xml:space="preserve"> </w:t>
+      </w:r>
+      <w:r>
+        <w:t xml:space="preserve">the accumulator keeps filling from remembered evidence; eyes-off blocks new evidence,</w:t>
+      </w:r>
+      <w:r>
+        <w:t xml:space="preserve"> </w:t>
+      </w:r>
+      <w:r>
+        <w:t xml:space="preserve">not inference. The CBM instead forbids any response until eyes return plus 0.5 s.</w:t>
+      </w:r>
+      <w:r>
+        <w:t xml:space="preserve"> </w:t>
+      </w:r>
+      <w:r>
+        <w:t xml:space="preserve">The two mechanisms therefore diverge exactly when a glance begins after conflict</w:t>
+      </w:r>
+      <w:r>
+        <w:t xml:space="preserve"> </w:t>
+      </w:r>
+      <w:r>
+        <w:t xml:space="preserve">onset — and coincide when the glance covers the onset — which is a testable behavioral</w:t>
+      </w:r>
+      <w:r>
+        <w:t xml:space="preserve"> </w:t>
+      </w:r>
+      <w:r>
+        <w:t xml:space="preserve">distinction between the architectures, and the reason tier 1 carries an explicit</w:t>
+      </w:r>
+      <w:r>
+        <w:t xml:space="preserve"> </w:t>
+      </w:r>
+      <w:r>
+        <w:t xml:space="preserve">evidence gate (weight 0 = CBM) separate from the precision gate. Incidentally, the</w:t>
+      </w:r>
+      <w:r>
+        <w:t xml:space="preserve"> </w:t>
+      </w:r>
+      <w:r>
+        <w:t xml:space="preserve">hard gate produced fewer crashes than the mild one (0/4 versus 2/4) — with four</w:t>
+      </w:r>
+      <w:r>
+        <w:t xml:space="preserve"> </w:t>
+      </w:r>
+      <w:r>
+        <w:t xml:space="preserve">repeats this is anecdote, not result, but it warns against assuming the gate strength</w:t>
+      </w:r>
+      <w:r>
+        <w:t xml:space="preserve"> </w:t>
+      </w:r>
+      <w:r>
+        <w:t xml:space="preserve">maps monotonically onto risk.</w:t>
+      </w:r>
+    </w:p>
+    <w:p>
+      <w:pPr>
+        <w:pStyle w:val="Compact"/>
+        <w:numPr>
+          <w:ilvl w:val="0"/>
+          <w:numId w:val="1011"/>
+        </w:numPr>
+      </w:pPr>
+      <w:r>
+        <w:rPr>
+          <w:b/>
+          <w:bCs/>
+        </w:rPr>
+        <w:t xml:space="preserve">Cost is highly variable and dominated by a few seeds:</w:t>
+      </w:r>
+      <w:r>
+        <w:t xml:space="preserve"> </w:t>
+      </w:r>
+      <w:r>
+        <w:t xml:space="preserve">3 minutes to 4 hours per</w:t>
+      </w:r>
+      <w:r>
+        <w:t xml:space="preserve"> </w:t>
+      </w:r>
+      <w:r>
+        <w:t xml:space="preserve">seed (median roughly one hour) on this CPU, with no obvious predictor. The 20-seed</w:t>
+      </w:r>
+      <w:r>
+        <w:t xml:space="preserve"> </w:t>
+      </w:r>
+      <w:r>
+        <w:t xml:space="preserve">step 7 is a multi-day restartable CPU job or a short GPU one.</w:t>
+      </w:r>
+    </w:p>
+    <w:bookmarkEnd w:id="27"/>
+    <w:bookmarkStart w:id="28" w:name="X4a1280867ff54870f6edfa2da3e2c0a13c857e5"/>
+    <w:p>
+      <w:pPr>
+        <w:pStyle w:val="Heading3"/>
+      </w:pPr>
+      <w:r>
+        <w:t xml:space="preserve">11.5 What this changes in the plan</w:t>
+      </w:r>
+    </w:p>
+    <w:p>
+      <w:pPr>
+        <w:pStyle w:val="FirstParagraph"/>
+      </w:pPr>
+      <w:r>
         <w:t xml:space="preserve">Nothing structural. The pipeline runs end to end (crash generation, both weightings, θ/Θ</w:t>
       </w:r>
       <w:r>
@@ -4592,7 +6047,25 @@
         <w:t xml:space="preserve"> </w:t>
       </w:r>
       <w:r>
-        <w:t xml:space="preserve">the protocol calls for. The two actions it sharpens: step 5 (real SHRP2 glance and</w:t>
+        <w:t xml:space="preserve">the protocol calls for. One protocol default changes: the renewal-process glance placement</w:t>
+      </w:r>
+      <w:r>
+        <w:t xml:space="preserve"> </w:t>
+      </w:r>
+      <w:r>
+        <w:t xml:space="preserve">becomes the reference implementation for the active inference conditions (section 11.3</w:t>
+      </w:r>
+      <w:r>
+        <w:t xml:space="preserve"> </w:t>
+      </w:r>
+      <w:r>
+        <w:t xml:space="preserve">point 2), with the anchored overshot kept as the CBM-compatible approximation. The two</w:t>
+      </w:r>
+      <w:r>
+        <w:t xml:space="preserve"> </w:t>
+      </w:r>
+      <w:r>
+        <w:t xml:space="preserve">actions it sharpens: step 5 (real SHRP2 glance and</w:t>
       </w:r>
       <w:r>
         <w:t xml:space="preserve"> </w:t>
@@ -4619,9 +6092,9 @@
         <w:t xml:space="preserve">seeds constrain what any follower model can reproduce.</w:t>
       </w:r>
     </w:p>
-    <w:bookmarkEnd w:id="26"/>
-    <w:bookmarkEnd w:id="27"/>
     <w:bookmarkEnd w:id="28"/>
+    <w:bookmarkEnd w:id="29"/>
+    <w:bookmarkEnd w:id="30"/>
     <w:sectPr>
       <w:footnotePr>
         <w:numRestart w:val="eachSect"/>
@@ -5111,6 +6584,66 @@
   </w:num>
   <w:num w:numId="1009">
     <w:abstractNumId w:val="991"/>
+  </w:num>
+  <w:num w:numId="1010">
+    <w:abstractNumId w:val="99411"/>
+    <w:lvlOverride w:ilvl="0">
+      <w:startOverride w:val="1"/>
+    </w:lvlOverride>
+    <w:lvlOverride w:ilvl="1">
+      <w:startOverride w:val="1"/>
+    </w:lvlOverride>
+    <w:lvlOverride w:ilvl="2">
+      <w:startOverride w:val="1"/>
+    </w:lvlOverride>
+    <w:lvlOverride w:ilvl="3">
+      <w:startOverride w:val="1"/>
+    </w:lvlOverride>
+    <w:lvlOverride w:ilvl="4">
+      <w:startOverride w:val="1"/>
+    </w:lvlOverride>
+    <w:lvlOverride w:ilvl="5">
+      <w:startOverride w:val="1"/>
+    </w:lvlOverride>
+    <w:lvlOverride w:ilvl="6">
+      <w:startOverride w:val="1"/>
+    </w:lvlOverride>
+    <w:lvlOverride w:ilvl="7">
+      <w:startOverride w:val="1"/>
+    </w:lvlOverride>
+    <w:lvlOverride w:ilvl="8">
+      <w:startOverride w:val="1"/>
+    </w:lvlOverride>
+  </w:num>
+  <w:num w:numId="1011">
+    <w:abstractNumId w:val="99411"/>
+    <w:lvlOverride w:ilvl="0">
+      <w:startOverride w:val="1"/>
+    </w:lvlOverride>
+    <w:lvlOverride w:ilvl="1">
+      <w:startOverride w:val="1"/>
+    </w:lvlOverride>
+    <w:lvlOverride w:ilvl="2">
+      <w:startOverride w:val="1"/>
+    </w:lvlOverride>
+    <w:lvlOverride w:ilvl="3">
+      <w:startOverride w:val="1"/>
+    </w:lvlOverride>
+    <w:lvlOverride w:ilvl="4">
+      <w:startOverride w:val="1"/>
+    </w:lvlOverride>
+    <w:lvlOverride w:ilvl="5">
+      <w:startOverride w:val="1"/>
+    </w:lvlOverride>
+    <w:lvlOverride w:ilvl="6">
+      <w:startOverride w:val="1"/>
+    </w:lvlOverride>
+    <w:lvlOverride w:ilvl="7">
+      <w:startOverride w:val="1"/>
+    </w:lvlOverride>
+    <w:lvlOverride w:ilvl="8">
+      <w:startOverride w:val="1"/>
+    </w:lvlOverride>
   </w:num>
 </w:numbering>
 </file>

--- a/docs/crash_causation_plan.docx
+++ b/docs/crash_causation_plan.docx
@@ -3205,53 +3205,6 @@
               <w:pStyle w:val="Compact"/>
             </w:pPr>
             <w:r>
-              <w:t xml:space="preserve">waiting on section 8 items 1–2</w:t>
-            </w:r>
-          </w:p>
-        </w:tc>
-      </w:tr>
-      <w:tr>
-        <w:tc>
-          <w:tcPr/>
-          <w:p>
-            <w:pPr>
-              <w:pStyle w:val="Compact"/>
-            </w:pPr>
-            <w:r>
-              <w:t xml:space="preserve">6</w:t>
-            </w:r>
-          </w:p>
-        </w:tc>
-        <w:tc>
-          <w:tcPr/>
-          <w:p>
-            <w:pPr>
-              <w:pStyle w:val="Compact"/>
-            </w:pPr>
-            <w:r>
-              <w:t xml:space="preserve">Tier 2 adapter: lead replay, gaze schedule through</w:t>
-            </w:r>
-            <w:r>
-              <w:t xml:space="preserve"> </w:t>
-            </w:r>
-            <w:r>
-              <w:rPr>
-                <w:rStyle w:val="VerbatimChar"/>
-              </w:rPr>
-              <w:t xml:space="preserve">I_factor</w:t>
-            </w:r>
-            <w:r>
-              <w:t xml:space="preserve">, per-seed batching, checkpointing; 5-seed smoke test</w:t>
-            </w:r>
-          </w:p>
-        </w:tc>
-        <w:tc>
-          <w:tcPr/>
-          <w:p>
-            <w:pPr>
-              <w:pStyle w:val="Compact"/>
-            </w:pPr>
-            <w:r>
               <w:rPr>
                 <w:b/>
                 <w:bCs/>
@@ -3262,7 +3215,16 @@
               <w:t xml:space="preserve"> </w:t>
             </w:r>
             <w:r>
-              <w:t xml:space="preserve">(section 11.4; glance gate exercised on one seed, both mild and hard)</w:t>
+              <w:t xml:space="preserve">— digitized from [B24] Figs. 1 and 3 (</w:t>
+            </w:r>
+            <w:r>
+              <w:rPr>
+                <w:rStyle w:val="VerbatimChar"/>
+              </w:rPr>
+              <w:t xml:space="preserve">replication/causation/digitize_b24.py</w:t>
+            </w:r>
+            <w:r>
+              <w:t xml:space="preserve">; two-route calibration agrees within 0.9%, deceleration counts sum to exactly n = 45); the actual SHRP2 bins would still be better</w:t>
             </w:r>
           </w:p>
         </w:tc>
@@ -3275,29 +3237,51 @@
               <w:pStyle w:val="Compact"/>
             </w:pPr>
             <w:r>
-              <w:t xml:space="preserve">7</w:t>
-            </w:r>
-          </w:p>
-        </w:tc>
-        <w:tc>
-          <w:tcPr/>
-          <w:p>
-            <w:pPr>
-              <w:pStyle w:val="Compact"/>
-            </w:pPr>
-            <w:r>
-              <w:t xml:space="preserve">Tier 2 on 20 seeds; per-seed comparison with tier 1; decide who carries the 5 000</w:t>
-            </w:r>
-          </w:p>
-        </w:tc>
-        <w:tc>
-          <w:tcPr/>
-          <w:p>
-            <w:pPr>
-              <w:pStyle w:val="Compact"/>
-            </w:pPr>
-            <w:r>
-              <w:t xml:space="preserve">next; multi-day restartable CPU job or a short GPU one (section 11.4 point 4); needs the desired-speed convention decision for low-speed seeds</w:t>
+              <w:t xml:space="preserve">6</w:t>
+            </w:r>
+          </w:p>
+        </w:tc>
+        <w:tc>
+          <w:tcPr/>
+          <w:p>
+            <w:pPr>
+              <w:pStyle w:val="Compact"/>
+            </w:pPr>
+            <w:r>
+              <w:t xml:space="preserve">Tier 2 adapter: lead replay, gaze schedule through</w:t>
+            </w:r>
+            <w:r>
+              <w:t xml:space="preserve"> </w:t>
+            </w:r>
+            <w:r>
+              <w:rPr>
+                <w:rStyle w:val="VerbatimChar"/>
+              </w:rPr>
+              <w:t xml:space="preserve">I_factor</w:t>
+            </w:r>
+            <w:r>
+              <w:t xml:space="preserve">, per-seed batching, checkpointing; 5-seed smoke test</w:t>
+            </w:r>
+          </w:p>
+        </w:tc>
+        <w:tc>
+          <w:tcPr/>
+          <w:p>
+            <w:pPr>
+              <w:pStyle w:val="Compact"/>
+            </w:pPr>
+            <w:r>
+              <w:rPr>
+                <w:b/>
+                <w:bCs/>
+              </w:rPr>
+              <w:t xml:space="preserve">done 2026-08-24</w:t>
+            </w:r>
+            <w:r>
+              <w:t xml:space="preserve"> </w:t>
+            </w:r>
+            <w:r>
+              <w:t xml:space="preserve">(section 11.4; glance gate exercised on one seed, both mild and hard)</w:t>
             </w:r>
           </w:p>
         </w:tc>
@@ -3310,6 +3294,41 @@
               <w:pStyle w:val="Compact"/>
             </w:pPr>
             <w:r>
+              <w:t xml:space="preserve">7</w:t>
+            </w:r>
+          </w:p>
+        </w:tc>
+        <w:tc>
+          <w:tcPr/>
+          <w:p>
+            <w:pPr>
+              <w:pStyle w:val="Compact"/>
+            </w:pPr>
+            <w:r>
+              <w:t xml:space="preserve">Tier 2 on 20 seeds; per-seed comparison with tier 1; decide who carries the 5 000</w:t>
+            </w:r>
+          </w:p>
+        </w:tc>
+        <w:tc>
+          <w:tcPr/>
+          <w:p>
+            <w:pPr>
+              <w:pStyle w:val="Compact"/>
+            </w:pPr>
+            <w:r>
+              <w:t xml:space="preserve">next; multi-day restartable CPU job or a short GPU one (section 11.4 point 4); needs the desired-speed convention decision for low-speed seeds</w:t>
+            </w:r>
+          </w:p>
+        </w:tc>
+      </w:tr>
+      <w:tr>
+        <w:tc>
+          <w:tcPr/>
+          <w:p>
+            <w:pPr>
+              <w:pStyle w:val="Compact"/>
+            </w:pPr>
+            <w:r>
               <w:t xml:space="preserve">8</w:t>
             </w:r>
           </w:p>
@@ -3332,7 +3351,29 @@
               <w:pStyle w:val="Compact"/>
             </w:pPr>
             <w:r>
-              <w:t xml:space="preserve">after 5</w:t>
+              <w:rPr>
+                <w:b/>
+                <w:bCs/>
+              </w:rPr>
+              <w:t xml:space="preserve">done 2026-08-24</w:t>
+            </w:r>
+            <w:r>
+              <w:t xml:space="preserve"> </w:t>
+            </w:r>
+            <w:r>
+              <w:t xml:space="preserve">—</w:t>
+            </w:r>
+            <w:r>
+              <w:t xml:space="preserve"> </w:t>
+            </w:r>
+            <w:r>
+              <w:rPr>
+                <w:rStyle w:val="VerbatimChar"/>
+              </w:rPr>
+              <w:t xml:space="preserve">docs/crash_causation_results.md</w:t>
+            </w:r>
+            <w:r>
+              <w:t xml:space="preserve">: method summary, digitized inputs, real-distribution results, statistics and figures against the QUADRIS reference, the anchor study, and the glance-gate finding</w:t>
             </w:r>
           </w:p>
         </w:tc>

--- a/docs/crash_causation_plan.docx
+++ b/docs/crash_causation_plan.docx
@@ -3459,6 +3459,89 @@
     <w:p>
       <w:pPr>
         <w:pStyle w:val="FirstParagraph"/>
+      </w:pPr>
+      <w:r>
+        <w:rPr>
+          <w:i/>
+          <w:iCs/>
+        </w:rPr>
+        <w:t xml:space="preserve">Superseded 2026-08-24:</w:t>
+      </w:r>
+      <w:r>
+        <w:rPr>
+          <w:i/>
+          <w:iCs/>
+        </w:rPr>
+        <w:t xml:space="preserve"> </w:t>
+      </w:r>
+      <w:r>
+        <w:rPr>
+          <w:rStyle w:val="VerbatimChar"/>
+          <w:i/>
+          <w:iCs/>
+        </w:rPr>
+        <w:t xml:space="preserve">docs/crash_causation_results.md</w:t>
+      </w:r>
+      <w:r>
+        <w:rPr>
+          <w:i/>
+          <w:iCs/>
+        </w:rPr>
+        <w:t xml:space="preserve"> </w:t>
+      </w:r>
+      <w:r>
+        <w:rPr>
+          <w:i/>
+          <w:iCs/>
+        </w:rPr>
+        <w:t xml:space="preserve">carries the current results —</w:t>
+      </w:r>
+      <w:r>
+        <w:rPr>
+          <w:i/>
+          <w:iCs/>
+        </w:rPr>
+        <w:t xml:space="preserve"> </w:t>
+      </w:r>
+      <w:r>
+        <w:rPr>
+          <w:i/>
+          <w:iCs/>
+        </w:rPr>
+        <w:t xml:space="preserve">digitized real distributions, the no-brake counterfactual, process glance placement, the</w:t>
+      </w:r>
+      <w:r>
+        <w:rPr>
+          <w:i/>
+          <w:iCs/>
+        </w:rPr>
+        <w:t xml:space="preserve"> </w:t>
+      </w:r>
+      <w:r>
+        <w:rPr>
+          <w:i/>
+          <w:iCs/>
+        </w:rPr>
+        <w:t xml:space="preserve">abnormal-acceleration fifth component, and the sensitivity ladder. This section remains as</w:t>
+      </w:r>
+      <w:r>
+        <w:rPr>
+          <w:i/>
+          <w:iCs/>
+        </w:rPr>
+        <w:t xml:space="preserve"> </w:t>
+      </w:r>
+      <w:r>
+        <w:rPr>
+          <w:i/>
+          <w:iCs/>
+        </w:rPr>
+        <w:t xml:space="preserve">the record of the first pass and of what each later correction changed.</w:t>
+      </w:r>
+    </w:p>
+    <w:p>
+      <w:pPr>
+        <w:pStyle w:val="BodyText"/>
       </w:pPr>
       <w:r>
         <w:rPr>

--- a/docs/crash_causation_plan.docx
+++ b/docs/crash_causation_plan.docx
@@ -3316,7 +3316,17 @@
               <w:pStyle w:val="Compact"/>
             </w:pPr>
             <w:r>
-              <w:t xml:space="preserve">next; multi-day restartable CPU job or a short GPU one (section 11.4 point 4); needs the desired-speed convention decision for low-speed seeds</w:t>
+              <w:rPr>
+                <w:b/>
+                <w:bCs/>
+              </w:rPr>
+              <w:t xml:space="preserve">done 2026-08-25</w:t>
+            </w:r>
+            <w:r>
+              <w:t xml:space="preserve"> </w:t>
+            </w:r>
+            <w:r>
+              <w:t xml:space="preserve">— 23 seeds, 1.3–35.5 m/s: the closed loop matches the tier-1 zero-start surrogate (median onset difference +0.30 s, median |diff| 0.55 s, 19/23 seeds) and rejects the stationary start; tier 1 carries the 5 000 (results doc §5)</w:t>
             </w:r>
           </w:p>
         </w:tc>
